--- a/protocol/PCNE_protocol_deviations_addendum_2026-08-28.docx
+++ b/protocol/PCNE_protocol_deviations_addendum_2026-08-28.docx
@@ -1278,7 +1278,33 @@
         <w:pStyle w:val="Heading1"/>
       </w:pPr>
       <w:r>
-        <w:t>6. Standardized acoustic frequency-range variable</w:t>
+        <w:t>6. Descriptive control-setting variable</w:t>
+      </w:r>
+    </w:p>
+    <w:p>
+      <w:pPr/>
+      <w:r>
+        <w:t>The registered protocol defines control_conditions as the acoustic conditions experienced by control animals, but it does not separately classify the physical setting where control animals were kept.</w:t>
+      </w:r>
+    </w:p>
+    <w:p>
+      <w:pPr/>
+      <w:r>
+        <w:t>Approved addition: add control_setting as a standardized descriptive variable with the categories standard_housing_conditions, experimental_room, acoustic_chamber, and unclear.</w:t>
+      </w:r>
+    </w:p>
+    <w:p>
+      <w:pPr/>
+      <w:r>
+        <w:t>Analysis decision: retain control_conditions as the categorical moderator. Use control_setting only for narrative description and do not fit it as a moderator.</w:t>
+      </w:r>
+    </w:p>
+    <w:p>
+      <w:pPr>
+        <w:pStyle w:val="Heading1"/>
+      </w:pPr>
+      <w:r>
+        <w:t>7. Standardized acoustic frequency-range variable</w:t>
       </w:r>
     </w:p>
     <w:p>
@@ -1306,7 +1332,7 @@
         <w:spacing w:before="320" w:after="160" w:line="240" w:lineRule="auto"/>
       </w:pPr>
       <w:r>
-        <w:t>7. References retained for citation</w:t>
+        <w:t>8. References retained for citation</w:t>
       </w:r>
     </w:p>
     <w:p>

--- a/protocol/PCNE_protocol_deviations_addendum_2026-08-28.docx
+++ b/protocol/PCNE_protocol_deviations_addendum_2026-08-28.docx
@@ -23,12 +23,7 @@
         <w:spacing w:before="0" w:after="320" w:line="240" w:lineRule="auto"/>
       </w:pPr>
       <w:r>
-        <w:rPr>
-          <w:rFonts w:ascii="Calibri" w:hAnsi="Calibri"/>
-          <w:color w:val="373737"/>
-          <w:sz w:val="28"/>
-        </w:rPr>
-        <w:t>Post-extraction classification and coding decisions</w:t>
+        <w:t>Post-extraction classification, coding, and model-structure decisions</w:t>
       </w:r>
     </w:p>
     <w:p>
@@ -74,7 +69,7 @@
           <w:color w:val="000000"/>
           <w:sz w:val="22"/>
         </w:rPr>
-        <w:t>18 and 28 August 2026</w:t>
+        <w:t>18 and 28 August and 3 September 2026</w:t>
       </w:r>
     </w:p>
     <w:p>
@@ -120,7 +115,7 @@
           <w:color w:val="000000"/>
           <w:sz w:val="22"/>
         </w:rPr>
-        <w:t>Post-extraction classification and coding rules; no change to study eligibility or author-reported data</w:t>
+        <w:t>Post-extraction classification, coding, and model-structure decisions; no change to study eligibility or author-reported data</w:t>
       </w:r>
     </w:p>
     <w:p>
@@ -1051,7 +1046,7 @@
           <w:color w:val="000000"/>
           <w:sz w:val="22"/>
         </w:rPr>
-        <w:t>The clean extraction file adds offspring_age_class immediately after offspring_age_d. It also renames gest_stage_ex_new to gest_window and uses the approved labels early_mid, mid_late, late, and full_gestation.</w:t>
+        <w:t>The clean extraction file adds offspring_age_class immediately after offspring_age_d. The analysis-ready dataset retains gest_stage_ex as the registered extracted variable and adds gest_stage_ex_standardised as a derived analysis variable, using the approved labels early_mid, mid_late, late, and full_gestation.</w:t>
       </w:r>
     </w:p>
     <w:p>
@@ -1329,10 +1324,56 @@
       <w:pPr>
         <w:pStyle w:val="Heading1"/>
         <w:keepNext/>
+        <w:pageBreakBefore/>
+      </w:pPr>
+      <w:r>
+        <w:t>8. Strain as a random-effect grouping factor</w:t>
+      </w:r>
+    </w:p>
+    <w:p>
+      <w:pPr/>
+      <w:r>
+        <w:rPr>
+          <w:b/>
+        </w:rPr>
+        <w:t xml:space="preserve">Registered protocol: </w:t>
+      </w:r>
+      <w:r>
+        <w:t>The protocol identifies species/strain as a potential biological moderator.</w:t>
+      </w:r>
+    </w:p>
+    <w:p>
+      <w:pPr/>
+      <w:r>
+        <w:rPr>
+          <w:b/>
+        </w:rPr>
+        <w:t xml:space="preserve">Approved deviation: </w:t>
+      </w:r>
+      <w:r>
+        <w:t>Include strain as a random-effect grouping factor in the multilevel meta-analytic models. Do not fit strain or species as a separate uni-moderator in the primary analysis.</w:t>
+      </w:r>
+    </w:p>
+    <w:p>
+      <w:pPr/>
+      <w:r>
+        <w:rPr>
+          <w:b/>
+        </w:rPr>
+        <w:t xml:space="preserve">Rationale and impact: </w:t>
+      </w:r>
+      <w:r>
+        <w:t>The strain random intercept represents grouping among effect sizes from the same strain without estimating category-specific moderator coefficients. It accounts for variance associated with strain but does not estimate or test differences among named strains. This decision does not change the effect-size calculations or the construction of the sampling variance-covariance matrices.</w:t>
+      </w:r>
+    </w:p>
+    <w:p>
+      <w:pPr>
+        <w:pStyle w:val="Heading1"/>
+        <w:keepNext/>
         <w:spacing w:before="320" w:after="160" w:line="240" w:lineRule="auto"/>
       </w:pPr>
       <w:r>
-        <w:t>8. References retained for citation</w:t>
+        <w:t>9. References retained for citation</w:t>
       </w:r>
     </w:p>
     <w:p>
@@ -1404,7 +1445,7 @@
         <w:color w:val="5F6978"/>
         <w:sz w:val="18"/>
       </w:rPr>
-      <w:t xml:space="preserve">PCNE | 2026-08-28 | Page </w:t>
+      <w:t xml:space="preserve">PCNE | 2026-09-03 | Page </w:t>
     </w:r>
     <w:fldSimple w:instr="PAGE"/>
   </w:p>
